--- a/Document/交付文件/系統需求確認書.docx
+++ b/Document/交付文件/系統需求確認書.docx
@@ -1,6 +1,6 @@
 
 <file path=word/document.xml><?xml version="1.0" encoding="utf-8"?>
-<w:document xmlns:w="http://schemas.openxmlformats.org/wordprocessingml/2006/main">
+<w:document xmlns:w="http://schemas.openxmlformats.org/wordprocessingml/2006/main" xmlns:r="http://schemas.openxmlformats.org/officeDocument/2006/relationships" xmlns:wp="http://schemas.openxmlformats.org/drawingml/2006/wordprocessingDrawing" xmlns:a="http://schemas.openxmlformats.org/drawingml/2006/main" xmlns:pic="http://schemas.openxmlformats.org/drawingml/2006/picture">
   <w:body>
     <w:p>
       <w:pPr>
@@ -54,19 +54,6 @@
           <w:sz w:val="26"/>
           <w:szCs w:val="26"/>
         </w:rPr>
-        <w:t xml:space="preserve">文件代號：KMSH-NWB-SRC-001（暫編，俟工作計畫會議核定）</w:t>
-      </w:r>
-    </w:p>
-    <w:p>
-      <w:pPr>
-        <w:jc w:val="center"/>
-        <w:spacing w:before="60" w:after="60"/>
-      </w:pPr>
-      <w:r>
-        <w:rPr>
-          <w:sz w:val="26"/>
-          <w:szCs w:val="26"/>
-        </w:rPr>
         <w:t xml:space="preserve">版　　本：V1.0</w:t>
       </w:r>
     </w:p>
@@ -294,6 +281,59 @@
       </w:r>
       <w:r>
         <w:t xml:space="preserve">畫面採一致之功能鍵與畫面風格；輸入欄位具檢核與錯誤提示；代碼欄位提供下拉選單並可鍵盤輸入。</w:t>
+      </w:r>
+    </w:p>
+    <w:p>
+      <w:pPr>
+        <w:jc w:val="center"/>
+        <w:spacing w:before="80" w:after="40"/>
+      </w:pPr>
+      <w:r>
+        <w:drawing>
+          <wp:inline distT="0" distB="0" distL="0" distR="0">
+            <wp:extent cx="5486400" cy="3481754"/>
+            <wp:docPr id="1" name="Image1"/>
+            <a:graphic>
+              <a:graphicData uri="http://schemas.openxmlformats.org/drawingml/2006/picture">
+                <pic:pic>
+                  <pic:nvPicPr>
+                    <pic:cNvPr id="1" name="Image1"/>
+                    <pic:cNvPicPr/>
+                  </pic:nvPicPr>
+                  <pic:blipFill>
+                    <a:blip r:embed="rIdImg1"/>
+                    <a:stretch>
+                      <a:fillRect/>
+                    </a:stretch>
+                  </pic:blipFill>
+                  <pic:spPr>
+                    <a:xfrm>
+                      <a:off x="0" y="0"/>
+                      <a:ext cx="5486400" cy="3481754"/>
+                    </a:xfrm>
+                    <a:prstGeom prst="rect">
+                      <a:avLst/>
+                    </a:prstGeom>
+                  </pic:spPr>
+                </pic:pic>
+              </a:graphicData>
+            </a:graphic>
+          </wp:inline>
+        </w:drawing>
+      </w:r>
+    </w:p>
+    <w:p>
+      <w:pPr>
+        <w:jc w:val="center"/>
+        <w:spacing w:after="120"/>
+      </w:pPr>
+      <w:r>
+        <w:rPr>
+          <w:sz w:val="20"/>
+          <w:szCs w:val="20"/>
+          <w:color w:val="595959"/>
+        </w:rPr>
+        <w:t xml:space="preserve">圖1　系統整體架構（顯示端／後台、後端 API、資料庫、資料同步與院方 HIS 介接）</w:t>
       </w:r>
     </w:p>
     <w:p>
